--- a/pr-preview/pr-296/chapters/notation.docx
+++ b/pr-preview/pr-296/chapters/notation.docx
@@ -15,7 +15,7 @@
         <w:pStyle w:val="Date"/>
       </w:pPr>
       <w:r>
-        <w:t xml:space="preserve">Last modified: 2026-10-19 00:51:29 (PDT)</w:t>
+        <w:t xml:space="preserve">Last modified: 2026-10-21 12:10:11 (PDT)</w:t>
       </w:r>
     </w:p>
     <w:tbl>
@@ -9197,7 +9197,7 @@
         <w:t xml:space="preserve"> </w:t>
       </w:r>
       <w:r>
-        <w:t xml:space="preserve">$\Outvar = \truemeanfnf{\predvar} + \noise$</w:t>
+        <w:t xml:space="preserve">$\Outvar = \truemeanf{\predvar} + \noise$</w:t>
       </w:r>
       <w:r>
         <w:t xml:space="preserve">.</w:t>
@@ -9229,7 +9229,7 @@
         <w:t xml:space="preserve"> </w:t>
       </w:r>
       <w:r>
-        <w:t xml:space="preserve">$\Outvar = \truemeanfnf{\predvar} + \noise$</w:t>
+        <w:t xml:space="preserve">$\Outvar = \truemeanf{\predvar} + \noise$</w:t>
       </w:r>
       <w:r>
         <w:t xml:space="preserve">.</w:t>
@@ -14332,7 +14332,7 @@
     </w:p>
     <w:bookmarkEnd w:id="62"/>
     <w:bookmarkEnd w:id="63"/>
-    <w:bookmarkStart w:id="67" w:name="stating-assumptions-before-using-them"/>
+    <w:bookmarkStart w:id="68" w:name="stating-assumptions-before-using-them"/>
     <w:p>
       <w:pPr>
         <w:pStyle w:val="Heading2"/>
@@ -14587,6 +14587,53 @@
     <w:p>
       <w:pPr>
         <w:pStyle w:val="FirstParagraph"/>
+      </w:pPr>
+      <w:r>
+        <w:t xml:space="preserve">A condition that can fail is an assumption.</w:t>
+      </w:r>
+      <w:r>
+        <w:t xml:space="preserve"> </w:t>
+      </w:r>
+      <w:r>
+        <w:t xml:space="preserve">A parametrization is not:</w:t>
+      </w:r>
+      <w:r>
+        <w:t xml:space="preserve"> </w:t>
+      </w:r>
+      <w:r>
+        <w:t xml:space="preserve">it writes a quantity in terms of named parameters or pieces,</w:t>
+      </w:r>
+      <w:r>
+        <w:t xml:space="preserve"> </w:t>
+      </w:r>
+      <w:r>
+        <w:t xml:space="preserve">so it holds by definition and goes under</w:t>
+      </w:r>
+      <w:r>
+        <w:t xml:space="preserve"> </w:t>
+      </w:r>
+      <w:r>
+        <w:t xml:space="preserve">“Let:”</w:t>
+      </w:r>
+      <w:r>
+        <w:t xml:space="preserve">.</w:t>
+      </w:r>
+      <w:r>
+        <w:t xml:space="preserve"> </w:t>
+      </w:r>
+      <w:r>
+        <w:t xml:space="preserve">Do not label a parametrization as an assumption,</w:t>
+      </w:r>
+      <w:r>
+        <w:t xml:space="preserve"> </w:t>
+      </w:r>
+      <w:r>
+        <w:t xml:space="preserve">because that tells the reader a condition is being imposed when none is.</w:t>
+      </w:r>
+    </w:p>
+    <w:p>
+      <w:pPr>
+        <w:pStyle w:val="BodyText"/>
       </w:pPr>
       <w:r>
         <w:t xml:space="preserve">Write the lead-in word once, before the list,</w:t>
@@ -15732,7 +15779,303 @@
       </w:r>
     </w:p>
     <w:bookmarkEnd w:id="66"/>
+    <w:bookmarkStart w:id="67" w:name="exm-parametrization-is-notation"/>
+    <w:p>
+      <w:pPr>
+        <w:pStyle w:val="BodyText"/>
+      </w:pPr>
+      <w:r>
+        <w:rPr>
+          <w:b/>
+          <w:bCs/>
+        </w:rPr>
+        <w:t xml:space="preserve">Example 28 (Defining the noise is a parametrization, not an assumption)</w:t>
+      </w:r>
+      <w:r>
+        <w:t xml:space="preserve"> </w:t>
+      </w:r>
+      <w:r>
+        <w:t xml:space="preserve"> </w:t>
+      </w:r>
+    </w:p>
+    <w:p>
+      <w:pPr>
+        <w:pStyle w:val="BlockText"/>
+      </w:pPr>
+      <w:r>
+        <w:t xml:space="preserve">❌ Assume:</w:t>
+      </w:r>
+    </w:p>
+    <w:p>
+      <w:pPr>
+        <w:pStyle w:val="Compact"/>
+        <w:numPr>
+          <w:ilvl w:val="0"/>
+          <w:numId w:val="1017"/>
+        </w:numPr>
+      </w:pPr>
+      <w:r>
+        <w:t xml:space="preserve">the outcome variable is</w:t>
+      </w:r>
+      <w:r>
+        <w:t xml:space="preserve"> </w:t>
+      </w:r>
+      <w:r>
+        <w:t xml:space="preserve">$\Outvar = \truemeanf{\predvar} + \noise$</w:t>
+      </w:r>
+      <w:r>
+        <w:t xml:space="preserve">, and</w:t>
+      </w:r>
+    </w:p>
+    <w:p>
+      <w:pPr>
+        <w:pStyle w:val="Compact"/>
+        <w:numPr>
+          <w:ilvl w:val="0"/>
+          <w:numId w:val="1017"/>
+        </w:numPr>
+      </w:pPr>
+      <w:r>
+        <w:t xml:space="preserve">the noise variable</w:t>
+      </w:r>
+      <w:r>
+        <w:t xml:space="preserve"> </w:t>
+      </w:r>
+      <w:r>
+        <w:t xml:space="preserve">$\noise$</w:t>
+      </w:r>
+      <w:r>
+        <w:t xml:space="preserve"> </w:t>
+      </w:r>
+      <w:r>
+        <w:t xml:space="preserve">has population mean</w:t>
+      </w:r>
+      <w:r>
+        <w:t xml:space="preserve"> </w:t>
+      </w:r>
+      <m:oMath>
+        <m:r>
+          <m:t>0</m:t>
+        </m:r>
+      </m:oMath>
+      <w:r>
+        <w:t xml:space="preserve">.</w:t>
+      </w:r>
+    </w:p>
+    <w:p>
+      <w:pPr>
+        <w:pStyle w:val="BlockText"/>
+      </w:pPr>
+      <w:r>
+        <w:t xml:space="preserve">✅ Let:</w:t>
+      </w:r>
+    </w:p>
+    <w:p>
+      <w:pPr>
+        <w:pStyle w:val="Compact"/>
+        <w:numPr>
+          <w:ilvl w:val="0"/>
+          <w:numId w:val="1018"/>
+        </w:numPr>
+      </w:pPr>
+      <w:r>
+        <w:t xml:space="preserve">$\truemeanf{\predvar}$</w:t>
+      </w:r>
+      <w:r>
+        <w:t xml:space="preserve"> </w:t>
+      </w:r>
+      <w:r>
+        <w:t xml:space="preserve">be the population mean of the outcome variable</w:t>
+      </w:r>
+      <w:r>
+        <w:t xml:space="preserve"> </w:t>
+      </w:r>
+      <w:r>
+        <w:t xml:space="preserve">$\Outvar$</w:t>
+      </w:r>
+      <w:r>
+        <w:t xml:space="preserve"> </w:t>
+      </w:r>
+      <w:r>
+        <w:t xml:space="preserve">given the input value</w:t>
+      </w:r>
+      <w:r>
+        <w:t xml:space="preserve"> </w:t>
+      </w:r>
+      <w:r>
+        <w:t xml:space="preserve">$\predvar$</w:t>
+      </w:r>
+      <w:r>
+        <w:t xml:space="preserve">, and</w:t>
+      </w:r>
+    </w:p>
+    <w:p>
+      <w:pPr>
+        <w:pStyle w:val="Compact"/>
+        <w:numPr>
+          <w:ilvl w:val="0"/>
+          <w:numId w:val="1018"/>
+        </w:numPr>
+      </w:pPr>
+      <w:r>
+        <w:t xml:space="preserve">$\noise = \Outvar - \truemeanf{\predvar}$</w:t>
+      </w:r>
+      <w:r>
+        <w:t xml:space="preserve"> </w:t>
+      </w:r>
+      <w:r>
+        <w:t xml:space="preserve">be the noise variable.</w:t>
+      </w:r>
+    </w:p>
+    <w:p>
+      <w:pPr>
+        <w:pStyle w:val="BlockText"/>
+      </w:pPr>
+      <w:r>
+        <w:t xml:space="preserve">Then</w:t>
+      </w:r>
+      <w:r>
+        <w:t xml:space="preserve"> </w:t>
+      </w:r>
+      <w:r>
+        <w:t xml:space="preserve">$\Outvar = \truemeanf{\predvar} + \noise$</w:t>
+      </w:r>
+      <w:r>
+        <w:t xml:space="preserve">,</w:t>
+      </w:r>
+      <w:r>
+        <w:t xml:space="preserve"> </w:t>
+      </w:r>
+      <w:r>
+        <w:t xml:space="preserve">and the population mean of</w:t>
+      </w:r>
+      <w:r>
+        <w:t xml:space="preserve"> </w:t>
+      </w:r>
+      <w:r>
+        <w:t xml:space="preserve">$\noise$</w:t>
+      </w:r>
+      <w:r>
+        <w:t xml:space="preserve"> </w:t>
+      </w:r>
+      <w:r>
+        <w:t xml:space="preserve">given</w:t>
+      </w:r>
+      <w:r>
+        <w:t xml:space="preserve"> </w:t>
+      </w:r>
+      <w:r>
+        <w:t xml:space="preserve">$\predvar$</w:t>
+      </w:r>
+      <w:r>
+        <w:t xml:space="preserve"> </w:t>
+      </w:r>
+      <w:r>
+        <w:t xml:space="preserve">is</w:t>
+      </w:r>
+      <w:r>
+        <w:t xml:space="preserve"> </w:t>
+      </w:r>
+      <m:oMath>
+        <m:r>
+          <m:t>0</m:t>
+        </m:r>
+      </m:oMath>
+      <w:r>
+        <w:t xml:space="preserve">.</w:t>
+      </w:r>
+    </w:p>
+    <w:p>
+      <w:pPr>
+        <w:pStyle w:val="FirstParagraph"/>
+      </w:pPr>
+      <w:r>
+        <w:t xml:space="preserve">In the ❌ version, the reader is told that the decomposition and the zero mean are conditions on the data.</w:t>
+      </w:r>
+      <w:r>
+        <w:t xml:space="preserve"> </w:t>
+      </w:r>
+      <w:r>
+        <w:t xml:space="preserve">They are not.</w:t>
+      </w:r>
+      <w:r>
+        <w:t xml:space="preserve"> </w:t>
+      </w:r>
+      <w:r>
+        <w:t xml:space="preserve">Defining</w:t>
+      </w:r>
+      <w:r>
+        <w:t xml:space="preserve"> </w:t>
+      </w:r>
+      <w:r>
+        <w:t xml:space="preserve">$\noise = \Outvar - \truemeanf{\predvar}$</w:t>
+      </w:r>
+      <w:r>
+        <w:t xml:space="preserve"> </w:t>
+      </w:r>
+      <w:r>
+        <w:t xml:space="preserve">makes both statements true</w:t>
+      </w:r>
+      <w:r>
+        <w:t xml:space="preserve"> </w:t>
+      </w:r>
+      <w:r>
+        <w:t xml:space="preserve">for every distribution of</w:t>
+      </w:r>
+      <w:r>
+        <w:t xml:space="preserve"> </w:t>
+      </w:r>
+      <w:r>
+        <w:t xml:space="preserve">$\Outvar$</w:t>
+      </w:r>
+      <w:r>
+        <w:t xml:space="preserve"> </w:t>
+      </w:r>
+      <w:r>
+        <w:t xml:space="preserve">that has a finite population mean.</w:t>
+      </w:r>
+      <w:r>
+        <w:t xml:space="preserve"> </w:t>
+      </w:r>
+      <w:r>
+        <w:t xml:space="preserve">The ✅ version puts the definitions under</w:t>
+      </w:r>
+      <w:r>
+        <w:t xml:space="preserve"> </w:t>
+      </w:r>
+      <w:r>
+        <w:t xml:space="preserve">“Let:”</w:t>
+      </w:r>
+      <w:r>
+        <w:t xml:space="preserve"> </w:t>
+      </w:r>
+      <w:r>
+        <w:t xml:space="preserve">and derives the zero mean.</w:t>
+      </w:r>
+      <w:r>
+        <w:t xml:space="preserve"> </w:t>
+      </w:r>
+      <w:r>
+        <w:t xml:space="preserve">A real assumption, such as the noise variable being independent of the input value,</w:t>
+      </w:r>
+      <w:r>
+        <w:t xml:space="preserve"> </w:t>
+      </w:r>
+      <w:r>
+        <w:t xml:space="preserve">can fail, so it belongs under</w:t>
+      </w:r>
+      <w:r>
+        <w:t xml:space="preserve"> </w:t>
+      </w:r>
+      <w:r>
+        <w:t xml:space="preserve">“Assume:”</w:t>
+      </w:r>
+      <w:r>
+        <w:t xml:space="preserve">.</w:t>
+      </w:r>
+    </w:p>
     <w:bookmarkEnd w:id="67"/>
+    <w:bookmarkEnd w:id="68"/>
     <w:sectPr>
       <w:footnotePr>
         <w:numRestart w:val="eachSect"/>
@@ -16107,6 +16450,12 @@
     <w:abstractNumId w:val="991"/>
   </w:num>
   <w:num w:numId="1016">
+    <w:abstractNumId w:val="991"/>
+  </w:num>
+  <w:num w:numId="1017">
+    <w:abstractNumId w:val="991"/>
+  </w:num>
+  <w:num w:numId="1018">
     <w:abstractNumId w:val="991"/>
   </w:num>
 </w:numbering>

--- a/pr-preview/pr-296/chapters/notation.docx
+++ b/pr-preview/pr-296/chapters/notation.docx
@@ -15,7 +15,7 @@
         <w:pStyle w:val="Date"/>
       </w:pPr>
       <w:r>
-        <w:t xml:space="preserve">Last modified: 2026-10-21 12:10:11 (PDT)</w:t>
+        <w:t xml:space="preserve">Last modified: 2026-10-25 22:11:54 (PDT)</w:t>
       </w:r>
     </w:p>
     <w:tbl>
@@ -1259,7 +1259,7 @@
     </w:p>
     <w:bookmarkEnd w:id="15"/>
     <w:bookmarkEnd w:id="16"/>
-    <w:bookmarkStart w:id="26" w:name="one-operation-per-step"/>
+    <w:bookmarkStart w:id="27" w:name="one-operation-per-step"/>
     <w:p>
       <w:pPr>
         <w:pStyle w:val="Heading2"/>
@@ -2072,7 +2072,7 @@
                   <m:nor/>
                   <m:sty m:val="p"/>
                 </m:rPr>
-                <m:t>(split the sum)</m:t>
+                <m:t>(distribute the sum over the terms)</m:t>
               </m:r>
             </m:e>
             <m:e>
@@ -2400,7 +2400,7 @@
                   <m:nor/>
                   <m:sty m:val="p"/>
                 </m:rPr>
-                <m:t>(constant factor out of the sum)</m:t>
+                <m:t>(factor the constant out of the sum)</m:t>
               </m:r>
             </m:e>
             <m:e>
@@ -2780,7 +2780,7 @@
         <w:t xml:space="preserve"> </w:t>
       </w:r>
       <w:r>
-        <w:t xml:space="preserve">it splits the sum,</w:t>
+        <w:t xml:space="preserve">it distributes the sum over the terms,</w:t>
       </w:r>
       <w:r>
         <w:t xml:space="preserve"> </w:t>
@@ -3605,13 +3605,13 @@
         <w:t xml:space="preserve">which hides two operations in a sentence.</w:t>
       </w:r>
     </w:p>
-    <w:bookmarkStart w:id="20" w:name="applying-a-definition-is-a-step"/>
+    <w:bookmarkStart w:id="19" w:name="name-a-step-by-its-standard-rule"/>
     <w:p>
       <w:pPr>
         <w:pStyle w:val="Heading3"/>
       </w:pPr>
       <w:r>
-        <w:t xml:space="preserve">2.1 Applying a definition is a step</w:t>
+        <w:t xml:space="preserve">2.1 Name a step by its standard rule</w:t>
       </w:r>
     </w:p>
     <w:p>
@@ -3619,6 +3619,96 @@
         <w:pStyle w:val="FirstParagraph"/>
       </w:pPr>
       <w:r>
+        <w:t xml:space="preserve">Justify a line with the standard name of the rule it applies,</w:t>
+      </w:r>
+      <w:r>
+        <w:t xml:space="preserve"> </w:t>
+      </w:r>
+      <w:r>
+        <w:t xml:space="preserve">not an informal description of what it does to the symbols.</w:t>
+      </w:r>
+      <w:r>
+        <w:t xml:space="preserve"> </w:t>
+      </w:r>
+      <w:r>
+        <w:t xml:space="preserve">Write</w:t>
+      </w:r>
+      <w:r>
+        <w:t xml:space="preserve"> </w:t>
+      </w:r>
+      <w:r>
+        <w:t xml:space="preserve">“distribute the sum over the terms”</w:t>
+      </w:r>
+      <w:r>
+        <w:t xml:space="preserve"> </w:t>
+      </w:r>
+      <w:r>
+        <w:t xml:space="preserve">rather than</w:t>
+      </w:r>
+      <w:r>
+        <w:t xml:space="preserve"> </w:t>
+      </w:r>
+      <w:r>
+        <w:t xml:space="preserve">“split the sum”</w:t>
+      </w:r>
+      <w:r>
+        <w:t xml:space="preserve">,</w:t>
+      </w:r>
+      <w:r>
+        <w:t xml:space="preserve"> </w:t>
+      </w:r>
+      <w:r>
+        <w:t xml:space="preserve">and</w:t>
+      </w:r>
+      <w:r>
+        <w:t xml:space="preserve"> </w:t>
+      </w:r>
+      <w:r>
+        <w:t xml:space="preserve">“factor the constant out of the sum”</w:t>
+      </w:r>
+      <w:r>
+        <w:t xml:space="preserve"> </w:t>
+      </w:r>
+      <w:r>
+        <w:t xml:space="preserve">rather than</w:t>
+      </w:r>
+      <w:r>
+        <w:t xml:space="preserve"> </w:t>
+      </w:r>
+      <w:r>
+        <w:t xml:space="preserve">“pull out the constant”</w:t>
+      </w:r>
+      <w:r>
+        <w:t xml:space="preserve">.</w:t>
+      </w:r>
+      <w:r>
+        <w:t xml:space="preserve"> </w:t>
+      </w:r>
+      <w:r>
+        <w:t xml:space="preserve">A standard name tells the reader which rule to check the line against;</w:t>
+      </w:r>
+      <w:r>
+        <w:t xml:space="preserve"> </w:t>
+      </w:r>
+      <w:r>
+        <w:t xml:space="preserve">an informal one only describes the change.</w:t>
+      </w:r>
+    </w:p>
+    <w:bookmarkEnd w:id="19"/>
+    <w:bookmarkStart w:id="21" w:name="applying-a-definition-is-a-step"/>
+    <w:p>
+      <w:pPr>
+        <w:pStyle w:val="Heading3"/>
+      </w:pPr>
+      <w:r>
+        <w:t xml:space="preserve">2.2 Applying a definition is a step</w:t>
+      </w:r>
+    </w:p>
+    <w:p>
+      <w:pPr>
+        <w:pStyle w:val="FirstParagraph"/>
+      </w:pPr>
+      <w:r>
         <w:t xml:space="preserve">Replacing a named quantity with its definition</w:t>
       </w:r>
       <w:r>
@@ -3667,7 +3757,7 @@
         <w:t xml:space="preserve">substitute it on its own line, and cite the part.</w:t>
       </w:r>
     </w:p>
-    <w:bookmarkStart w:id="19" w:name="exm-apply-definition-step"/>
+    <w:bookmarkStart w:id="20" w:name="exm-apply-definition-step"/>
     <w:p>
       <w:pPr>
         <w:pStyle w:val="BodyText"/>
@@ -4309,15 +4399,15 @@
         <w:t xml:space="preserve">The ✅ version shows the definition on its own line.</w:t>
       </w:r>
     </w:p>
-    <w:bookmarkEnd w:id="19"/>
     <w:bookmarkEnd w:id="20"/>
-    <w:bookmarkStart w:id="21" w:name="using-a-fact-the-reader-has-not-seen"/>
+    <w:bookmarkEnd w:id="21"/>
+    <w:bookmarkStart w:id="22" w:name="using-a-fact-the-reader-has-not-seen"/>
     <w:p>
       <w:pPr>
         <w:pStyle w:val="Heading3"/>
       </w:pPr>
       <w:r>
-        <w:t xml:space="preserve">2.2 Using a fact the reader has not seen</w:t>
+        <w:t xml:space="preserve">2.3 Using a fact the reader has not seen</w:t>
       </w:r>
     </w:p>
     <w:p>
@@ -4352,14 +4442,14 @@
         <w:t xml:space="preserve">Don’t leave the fact as an unexplained justification.</w:t>
       </w:r>
     </w:p>
-    <w:bookmarkEnd w:id="21"/>
-    <w:bookmarkStart w:id="25" w:name="long-derivations"/>
+    <w:bookmarkEnd w:id="22"/>
+    <w:bookmarkStart w:id="26" w:name="long-derivations"/>
     <w:p>
       <w:pPr>
         <w:pStyle w:val="Heading3"/>
       </w:pPr>
       <w:r>
-        <w:t xml:space="preserve">2.3 Long derivations</w:t>
+        <w:t xml:space="preserve">2.4 Long derivations</w:t>
       </w:r>
     </w:p>
     <w:p>
@@ -4535,7 +4625,7 @@
         <w:t xml:space="preserve">can also keep each line short.</w:t>
       </w:r>
     </w:p>
-    <w:bookmarkStart w:id="22" w:name="X00e3fe72795486834d7309e5f3912c392b664b0"/>
+    <w:bookmarkStart w:id="23" w:name="X00e3fe72795486834d7309e5f3912c392b664b0"/>
     <w:p>
       <w:pPr>
         <w:pStyle w:val="Heading4"/>
@@ -4632,8 +4722,8 @@
         <w:t xml:space="preserve">does not yet know what it is for.</w:t>
       </w:r>
     </w:p>
-    <w:bookmarkEnd w:id="22"/>
-    <w:bookmarkStart w:id="24" w:name="color-where-a-result-is-used"/>
+    <w:bookmarkEnd w:id="23"/>
+    <w:bookmarkStart w:id="25" w:name="color-where-a-result-is-used"/>
     <w:p>
       <w:pPr>
         <w:pStyle w:val="Heading4"/>
@@ -4730,7 +4820,7 @@
         <w:t xml:space="preserve">, which renders in HTML (MathJax) and in PDF.</w:t>
       </w:r>
     </w:p>
-    <w:bookmarkStart w:id="23" w:name="exm-color-plug-in"/>
+    <w:bookmarkStart w:id="24" w:name="exm-color-plug-in"/>
     <w:p>
       <w:pPr>
         <w:pStyle w:val="BodyText"/>
@@ -4928,11 +5018,11 @@
         <w:t xml:space="preserve">The colors show at a glance which block each factor came from.</w:t>
       </w:r>
     </w:p>
-    <w:bookmarkEnd w:id="23"/>
     <w:bookmarkEnd w:id="24"/>
     <w:bookmarkEnd w:id="25"/>
     <w:bookmarkEnd w:id="26"/>
-    <w:bookmarkStart w:id="29" w:name="one-equals-sign-per-line"/>
+    <w:bookmarkEnd w:id="27"/>
+    <w:bookmarkStart w:id="30" w:name="one-equals-sign-per-line"/>
     <w:p>
       <w:pPr>
         <w:pStyle w:val="Heading2"/>
@@ -5075,7 +5165,7 @@
       <w:r>
         <w:t xml:space="preserve"> </w:t>
       </w:r>
-      <w:hyperlink r:id="rId27">
+      <w:hyperlink r:id="rId28">
         <w:r>
           <w:rPr>
             <w:rStyle w:val="Hyperlink"/>
@@ -5090,7 +5180,7 @@
         <w:t xml:space="preserve">asks.</w:t>
       </w:r>
     </w:p>
-    <w:bookmarkStart w:id="28" w:name="exm-one-equals-per-line"/>
+    <w:bookmarkStart w:id="29" w:name="exm-one-equals-per-line"/>
     <w:p>
       <w:pPr>
         <w:pStyle w:val="BodyText"/>
@@ -5611,7 +5701,7 @@
         <w:t xml:space="preserve">starting at the same place.</w:t>
       </w:r>
     </w:p>
-    <w:bookmarkEnd w:id="28"/>
+    <w:bookmarkEnd w:id="29"/>
     <w:p>
       <w:pPr>
         <w:pStyle w:val="BodyText"/>
@@ -6050,8 +6140,8 @@
         <w:t xml:space="preserve">or as separate statements in the text.</w:t>
       </w:r>
     </w:p>
-    <w:bookmarkEnd w:id="29"/>
-    <w:bookmarkStart w:id="31" w:name="functions-and-their-values"/>
+    <w:bookmarkEnd w:id="30"/>
+    <w:bookmarkStart w:id="32" w:name="functions-and-their-values"/>
     <w:p>
       <w:pPr>
         <w:pStyle w:val="Heading2"/>
@@ -6437,7 +6527,7 @@
         <w:t xml:space="preserve">.</w:t>
       </w:r>
     </w:p>
-    <w:bookmarkStart w:id="30" w:name="exm-function-evaluated-at"/>
+    <w:bookmarkStart w:id="31" w:name="exm-function-evaluated-at"/>
     <w:p>
       <w:pPr>
         <w:pStyle w:val="BodyText"/>
@@ -6892,7 +6982,7 @@
         <w:t xml:space="preserve">the nearest candidate is the mean function, not the outcome.</w:t>
       </w:r>
     </w:p>
-    <w:bookmarkEnd w:id="30"/>
+    <w:bookmarkEnd w:id="31"/>
     <w:p>
       <w:pPr>
         <w:pStyle w:val="BodyText"/>
@@ -7627,8 +7717,8 @@
         <w:t xml:space="preserve">.</w:t>
       </w:r>
     </w:p>
-    <w:bookmarkEnd w:id="31"/>
-    <w:bookmarkStart w:id="36" w:name="types-of-functions-and-procedures"/>
+    <w:bookmarkEnd w:id="32"/>
+    <w:bookmarkStart w:id="37" w:name="types-of-functions-and-procedures"/>
     <w:p>
       <w:pPr>
         <w:pStyle w:val="Heading2"/>
@@ -7647,7 +7737,7 @@
       <w:r>
         <w:t xml:space="preserve"> </w:t>
       </w:r>
-      <w:hyperlink r:id="rId32">
+      <w:hyperlink r:id="rId33">
         <w:r>
           <w:rPr>
             <w:rStyle w:val="Hyperlink"/>
@@ -7676,7 +7766,7 @@
       <w:r>
         <w:t xml:space="preserve"> </w:t>
       </w:r>
-      <w:hyperlink r:id="rId33">
+      <w:hyperlink r:id="rId34">
         <w:r>
           <w:rPr>
             <w:rStyle w:val="Hyperlink"/>
@@ -7702,7 +7792,7 @@
       <w:r>
         <w:t xml:space="preserve"> </w:t>
       </w:r>
-      <w:hyperlink r:id="rId34">
+      <w:hyperlink r:id="rId35">
         <w:r>
           <w:rPr>
             <w:rStyle w:val="Hyperlink"/>
@@ -7810,7 +7900,7 @@
         <w:t xml:space="preserve">and list only the other inputs as what specifies the function.</w:t>
       </w:r>
     </w:p>
-    <w:bookmarkStart w:id="35" w:name="exm-function-types"/>
+    <w:bookmarkStart w:id="36" w:name="exm-function-types"/>
     <w:p>
       <w:pPr>
         <w:pStyle w:val="BodyText"/>
@@ -7991,7 +8081,7 @@
         <w:t xml:space="preserve">so it is not one of the inputs that specify the procedure.</w:t>
       </w:r>
     </w:p>
-    <w:bookmarkEnd w:id="35"/>
+    <w:bookmarkEnd w:id="36"/>
     <w:p>
       <w:pPr>
         <w:pStyle w:val="BodyText"/>
@@ -8018,8 +8108,8 @@
         <w:t xml:space="preserve">is an error even when the notation looks right.</w:t>
       </w:r>
     </w:p>
-    <w:bookmarkEnd w:id="36"/>
-    <w:bookmarkStart w:id="39" w:name="random-variables-and-their-values"/>
+    <w:bookmarkEnd w:id="37"/>
+    <w:bookmarkStart w:id="40" w:name="random-variables-and-their-values"/>
     <w:p>
       <w:pPr>
         <w:pStyle w:val="Heading2"/>
@@ -8287,7 +8377,7 @@
         <w:t xml:space="preserve">.</w:t>
       </w:r>
     </w:p>
-    <w:bookmarkStart w:id="37" w:name="exm-random-variable-vs-value"/>
+    <w:bookmarkStart w:id="38" w:name="exm-random-variable-vs-value"/>
     <w:p>
       <w:pPr>
         <w:pStyle w:val="BodyText"/>
@@ -8520,7 +8610,7 @@
         <w:t xml:space="preserve">, is itself a random variable.</w:t>
       </w:r>
     </w:p>
-    <w:bookmarkEnd w:id="37"/>
+    <w:bookmarkEnd w:id="38"/>
     <w:p>
       <w:pPr>
         <w:pStyle w:val="BodyText"/>
@@ -9158,7 +9248,7 @@
         <w:t xml:space="preserve">.</w:t>
       </w:r>
     </w:p>
-    <w:bookmarkStart w:id="38" w:name="exm-variable-vs-value-in-words"/>
+    <w:bookmarkStart w:id="39" w:name="exm-variable-vs-value-in-words"/>
     <w:p>
       <w:pPr>
         <w:pStyle w:val="BodyText"/>
@@ -9285,7 +9375,7 @@
         <w:t xml:space="preserve">which is what the symbols say.</w:t>
       </w:r>
     </w:p>
-    <w:bookmarkEnd w:id="38"/>
+    <w:bookmarkEnd w:id="39"/>
     <w:p>
       <w:pPr>
         <w:pStyle w:val="BodyText"/>
@@ -9379,8 +9469,8 @@
         <w:t xml:space="preserve">.</w:t>
       </w:r>
     </w:p>
-    <w:bookmarkEnd w:id="39"/>
-    <w:bookmarkStart w:id="44" w:name="matching-names-and-notation"/>
+    <w:bookmarkEnd w:id="40"/>
+    <w:bookmarkStart w:id="45" w:name="matching-names-and-notation"/>
     <w:p>
       <w:pPr>
         <w:pStyle w:val="Heading2"/>
@@ -9491,7 +9581,7 @@
       <w:r>
         <w:t xml:space="preserve"> </w:t>
       </w:r>
-      <w:hyperlink r:id="rId40">
+      <w:hyperlink r:id="rId41">
         <w:r>
           <w:rPr>
             <w:rStyle w:val="Hyperlink"/>
@@ -9503,7 +9593,7 @@
         <w:t xml:space="preserve">).</w:t>
       </w:r>
     </w:p>
-    <w:bookmarkStart w:id="41" w:name="exm-name-matches-notation"/>
+    <w:bookmarkStart w:id="42" w:name="exm-name-matches-notation"/>
     <w:p>
       <w:pPr>
         <w:pStyle w:val="BodyText"/>
@@ -9996,7 +10086,7 @@
         <w:t xml:space="preserve">.</w:t>
       </w:r>
     </w:p>
-    <w:bookmarkEnd w:id="41"/>
+    <w:bookmarkEnd w:id="42"/>
     <w:p>
       <w:pPr>
         <w:pStyle w:val="BodyText"/>
@@ -10017,7 +10107,7 @@
         <w:t xml:space="preserve">and make them agree.</w:t>
       </w:r>
     </w:p>
-    <w:bookmarkStart w:id="43" w:name="label-every-inline-symbol"/>
+    <w:bookmarkStart w:id="44" w:name="label-every-inline-symbol"/>
     <w:p>
       <w:pPr>
         <w:pStyle w:val="Heading3"/>
@@ -10081,7 +10171,7 @@
         <w:t xml:space="preserve">.</w:t>
       </w:r>
     </w:p>
-    <w:bookmarkStart w:id="42" w:name="exm-label-inline-symbol"/>
+    <w:bookmarkStart w:id="43" w:name="exm-label-inline-symbol"/>
     <w:p>
       <w:pPr>
         <w:pStyle w:val="BodyText"/>
@@ -10265,10 +10355,10 @@
         <w:t xml:space="preserve">and the symbol that follows the label confirms which quantity is meant.</w:t>
       </w:r>
     </w:p>
-    <w:bookmarkEnd w:id="42"/>
     <w:bookmarkEnd w:id="43"/>
     <w:bookmarkEnd w:id="44"/>
-    <w:bookmarkStart w:id="53" w:name="using-shared-macros"/>
+    <w:bookmarkEnd w:id="45"/>
+    <w:bookmarkStart w:id="54" w:name="using-shared-macros"/>
     <w:p>
       <w:pPr>
         <w:pStyle w:val="Heading2"/>
@@ -10341,7 +10431,7 @@
         <w:t xml:space="preserve">so the next document finds it.</w:t>
       </w:r>
     </w:p>
-    <w:bookmarkStart w:id="45" w:name="exm-use-shared-macro"/>
+    <w:bookmarkStart w:id="46" w:name="exm-use-shared-macro"/>
     <w:p>
       <w:pPr>
         <w:pStyle w:val="BodyText"/>
@@ -10426,7 +10516,7 @@
         <w:t xml:space="preserve">every document that uses the macro changes with it.</w:t>
       </w:r>
     </w:p>
-    <w:bookmarkEnd w:id="45"/>
+    <w:bookmarkEnd w:id="46"/>
     <w:p>
       <w:pPr>
         <w:pStyle w:val="BodyText"/>
@@ -10628,7 +10718,7 @@
         <w:t xml:space="preserve">and the rule for Latin letters below says when that applies.</w:t>
       </w:r>
     </w:p>
-    <w:bookmarkStart w:id="46" w:name="exm-semantic-macro-name"/>
+    <w:bookmarkStart w:id="47" w:name="exm-semantic-macro-name"/>
     <w:p>
       <w:pPr>
         <w:pStyle w:val="BodyText"/>
@@ -10707,7 +10797,7 @@
         <w:t xml:space="preserve">changes one line in the shared file.</w:t>
       </w:r>
     </w:p>
-    <w:bookmarkEnd w:id="46"/>
+    <w:bookmarkEnd w:id="47"/>
     <w:p>
       <w:pPr>
         <w:pStyle w:val="BodyText"/>
@@ -10829,7 +10919,7 @@
         <w:t xml:space="preserve">existing hats are converted in separate sweeps.</w:t>
       </w:r>
     </w:p>
-    <w:bookmarkStart w:id="47" w:name="exm-semantic-decorator"/>
+    <w:bookmarkStart w:id="48" w:name="exm-semantic-decorator"/>
     <w:p>
       <w:pPr>
         <w:pStyle w:val="BodyText"/>
@@ -10917,7 +11007,7 @@
         <w:t xml:space="preserve">changes.</w:t>
       </w:r>
     </w:p>
-    <w:bookmarkEnd w:id="47"/>
+    <w:bookmarkEnd w:id="48"/>
     <w:p>
       <w:pPr>
         <w:pStyle w:val="BodyText"/>
@@ -11106,7 +11196,7 @@
         <w:t xml:space="preserve">may write the font command directly.</w:t>
       </w:r>
     </w:p>
-    <w:bookmarkStart w:id="48" w:name="exm-semantic-font"/>
+    <w:bookmarkStart w:id="49" w:name="exm-semantic-font"/>
     <w:p>
       <w:pPr>
         <w:pStyle w:val="BodyText"/>
@@ -11194,7 +11284,7 @@
         <w:t xml:space="preserve">changes.</w:t>
       </w:r>
     </w:p>
-    <w:bookmarkEnd w:id="48"/>
+    <w:bookmarkEnd w:id="49"/>
     <w:p>
       <w:pPr>
         <w:pStyle w:val="BodyText"/>
@@ -11563,7 +11653,7 @@
         <w:t xml:space="preserve">.</w:t>
       </w:r>
     </w:p>
-    <w:bookmarkStart w:id="49" w:name="exm-semantic-latin-letter"/>
+    <w:bookmarkStart w:id="50" w:name="exm-semantic-latin-letter"/>
     <w:p>
       <w:pPr>
         <w:pStyle w:val="BodyText"/>
@@ -11653,7 +11743,7 @@
         <w:t xml:space="preserve">which letter is the outcome and which is the residual.</w:t>
       </w:r>
     </w:p>
-    <w:bookmarkEnd w:id="49"/>
+    <w:bookmarkEnd w:id="50"/>
     <w:p>
       <w:pPr>
         <w:pStyle w:val="BodyText"/>
@@ -11680,7 +11770,7 @@
         <w:t xml:space="preserve">and a reader sees which quantity it is about.</w:t>
       </w:r>
     </w:p>
-    <w:bookmarkStart w:id="50" w:name="exm-named-quantity"/>
+    <w:bookmarkStart w:id="51" w:name="exm-named-quantity"/>
     <w:p>
       <w:pPr>
         <w:pStyle w:val="BodyText"/>
@@ -11792,7 +11882,7 @@
         <w:t xml:space="preserve">and it names the quantity the gradient depends on.</w:t>
       </w:r>
     </w:p>
-    <w:bookmarkEnd w:id="50"/>
+    <w:bookmarkEnd w:id="51"/>
     <w:p>
       <w:pPr>
         <w:pStyle w:val="BodyText"/>
@@ -11954,7 +12044,7 @@
         <w:t xml:space="preserve">are not delimiters.</w:t>
       </w:r>
     </w:p>
-    <w:bookmarkStart w:id="51" w:name="exm-semantic-delimiter"/>
+    <w:bookmarkStart w:id="52" w:name="exm-semantic-delimiter"/>
     <w:p>
       <w:pPr>
         <w:pStyle w:val="BodyText"/>
@@ -12033,7 +12123,7 @@
         <w:t xml:space="preserve">edits one definition in the shared file.</w:t>
       </w:r>
     </w:p>
-    <w:bookmarkEnd w:id="51"/>
+    <w:bookmarkEnd w:id="52"/>
     <w:p>
       <w:pPr>
         <w:pStyle w:val="BodyText"/>
@@ -12072,7 +12162,7 @@
         <w:t xml:space="preserve">with its meaning.</w:t>
       </w:r>
     </w:p>
-    <w:bookmarkStart w:id="52" w:name="exm-describe-symbol-not-macro"/>
+    <w:bookmarkStart w:id="53" w:name="exm-describe-symbol-not-macro"/>
     <w:p>
       <w:pPr>
         <w:pStyle w:val="BodyText"/>
@@ -12145,9 +12235,9 @@
         <w:t xml:space="preserve">and the symbol has its own row in the notation table.</w:t>
       </w:r>
     </w:p>
-    <w:bookmarkEnd w:id="52"/>
     <w:bookmarkEnd w:id="53"/>
-    <w:bookmarkStart w:id="56" w:name="making-expressions-concise"/>
+    <w:bookmarkEnd w:id="54"/>
+    <w:bookmarkStart w:id="57" w:name="making-expressions-concise"/>
     <w:p>
       <w:pPr>
         <w:pStyle w:val="Heading2"/>
@@ -12178,7 +12268,7 @@
       <w:r>
         <w:t xml:space="preserve"> </w:t>
       </w:r>
-      <w:hyperlink r:id="rId54">
+      <w:hyperlink r:id="rId55">
         <w:r>
           <w:rPr>
             <w:rStyle w:val="Hyperlink"/>
@@ -12246,7 +12336,7 @@
         <w:t xml:space="preserve">and write the macro everywhere the chunk appears.</w:t>
       </w:r>
     </w:p>
-    <w:bookmarkStart w:id="55" w:name="exm-concise-expression"/>
+    <w:bookmarkStart w:id="56" w:name="exm-concise-expression"/>
     <w:p>
       <w:pPr>
         <w:pStyle w:val="BodyText"/>
@@ -12340,7 +12430,7 @@
         <w:t xml:space="preserve">and each formula shows at a glance what it is built from.</w:t>
       </w:r>
     </w:p>
-    <w:bookmarkEnd w:id="55"/>
+    <w:bookmarkEnd w:id="56"/>
     <w:p>
       <w:pPr>
         <w:pStyle w:val="BodyText"/>
@@ -12393,8 +12483,8 @@
         <w:t xml:space="preserve">.</w:t>
       </w:r>
     </w:p>
-    <w:bookmarkEnd w:id="56"/>
-    <w:bookmarkStart w:id="58" w:name="abstract-unused-subexpressions"/>
+    <w:bookmarkEnd w:id="57"/>
+    <w:bookmarkStart w:id="59" w:name="abstract-unused-subexpressions"/>
     <w:p>
       <w:pPr>
         <w:pStyle w:val="Heading2"/>
@@ -12570,7 +12660,7 @@
         <w:t xml:space="preserve">before the first line that uses the symbol.</w:t>
       </w:r>
     </w:p>
-    <w:bookmarkStart w:id="57" w:name="exm-abstract-unused-subexpressions"/>
+    <w:bookmarkStart w:id="58" w:name="exm-abstract-unused-subexpressions"/>
     <w:p>
       <w:pPr>
         <w:pStyle w:val="BodyText"/>
@@ -12719,9 +12809,9 @@
         <w:t xml:space="preserve">stands for.</w:t>
       </w:r>
     </w:p>
-    <w:bookmarkEnd w:id="57"/>
     <w:bookmarkEnd w:id="58"/>
-    <w:bookmarkStart w:id="60" w:name="writing-dot-products"/>
+    <w:bookmarkEnd w:id="59"/>
+    <w:bookmarkStart w:id="61" w:name="writing-dot-products"/>
     <w:p>
       <w:pPr>
         <w:pStyle w:val="Heading2"/>
@@ -12894,7 +12984,7 @@
         <w:t xml:space="preserve">and to work out that the result is a single number.</w:t>
       </w:r>
     </w:p>
-    <w:bookmarkStart w:id="59" w:name="exm-dot-product"/>
+    <w:bookmarkStart w:id="60" w:name="exm-dot-product"/>
     <w:p>
       <w:pPr>
         <w:pStyle w:val="BodyText"/>
@@ -13123,7 +13213,7 @@
         <w:t xml:space="preserve">.</w:t>
       </w:r>
     </w:p>
-    <w:bookmarkEnd w:id="59"/>
+    <w:bookmarkEnd w:id="60"/>
     <w:p>
       <w:pPr>
         <w:pStyle w:val="BodyText"/>
@@ -13282,8 +13372,8 @@
         <w:t xml:space="preserve">such as a definition of an inner product space.</w:t>
       </w:r>
     </w:p>
-    <w:bookmarkEnd w:id="60"/>
-    <w:bookmarkStart w:id="63" w:name="writing-out-notational-shorthands"/>
+    <w:bookmarkEnd w:id="61"/>
+    <w:bookmarkStart w:id="64" w:name="writing-out-notational-shorthands"/>
     <w:p>
       <w:pPr>
         <w:pStyle w:val="Heading2"/>
@@ -13722,7 +13812,7 @@
       <w:r>
         <w:t xml:space="preserve"> </w:t>
       </w:r>
-      <w:hyperlink r:id="rId61">
+      <w:hyperlink r:id="rId62">
         <w:r>
           <w:rPr>
             <w:rStyle w:val="Hyperlink"/>
@@ -13763,7 +13853,7 @@
         <w:t xml:space="preserve">catalogs common shorthands and their full forms.</w:t>
       </w:r>
     </w:p>
-    <w:bookmarkStart w:id="62" w:name="exm-notational-shorthand"/>
+    <w:bookmarkStart w:id="63" w:name="exm-notational-shorthand"/>
     <w:p>
       <w:pPr>
         <w:pStyle w:val="BodyText"/>
@@ -14330,9 +14420,9 @@
         <w:t xml:space="preserve">observations.</w:t>
       </w:r>
     </w:p>
-    <w:bookmarkEnd w:id="62"/>
     <w:bookmarkEnd w:id="63"/>
-    <w:bookmarkStart w:id="68" w:name="stating-assumptions-before-using-them"/>
+    <w:bookmarkEnd w:id="64"/>
+    <w:bookmarkStart w:id="69" w:name="stating-assumptions-before-using-them"/>
     <w:p>
       <w:pPr>
         <w:pStyle w:val="Heading2"/>
@@ -14675,7 +14765,7 @@
         <w:t xml:space="preserve">because the assumptions use the names it introduces.</w:t>
       </w:r>
     </w:p>
-    <w:bookmarkStart w:id="64" w:name="exm-assumptions-first"/>
+    <w:bookmarkStart w:id="65" w:name="exm-assumptions-first"/>
     <w:p>
       <w:pPr>
         <w:pStyle w:val="BodyText"/>
@@ -15357,8 +15447,8 @@
         <w:t xml:space="preserve">and the justification says exactly where the condition is used.</w:t>
       </w:r>
     </w:p>
-    <w:bookmarkEnd w:id="64"/>
-    <w:bookmarkStart w:id="65" w:name="exm-assumptions-bullet-list"/>
+    <w:bookmarkEnd w:id="65"/>
+    <w:bookmarkStart w:id="66" w:name="exm-assumptions-bullet-list"/>
     <w:p>
       <w:pPr>
         <w:pStyle w:val="BodyText"/>
@@ -15563,8 +15653,8 @@
         <w:t xml:space="preserve">and the bullets show that the three assumptions are parallel and separate.</w:t>
       </w:r>
     </w:p>
-    <w:bookmarkEnd w:id="65"/>
-    <w:bookmarkStart w:id="66" w:name="exm-notation-bullet-list"/>
+    <w:bookmarkEnd w:id="66"/>
+    <w:bookmarkStart w:id="67" w:name="exm-notation-bullet-list"/>
     <w:p>
       <w:pPr>
         <w:pStyle w:val="BodyText"/>
@@ -15778,8 +15868,8 @@
         <w:t xml:space="preserve">a separate assumptions list after this one would state it.</w:t>
       </w:r>
     </w:p>
-    <w:bookmarkEnd w:id="66"/>
-    <w:bookmarkStart w:id="67" w:name="exm-parametrization-is-notation"/>
+    <w:bookmarkEnd w:id="67"/>
+    <w:bookmarkStart w:id="68" w:name="exm-parametrization-is-notation"/>
     <w:p>
       <w:pPr>
         <w:pStyle w:val="BodyText"/>
@@ -16074,8 +16164,8 @@
         <w:t xml:space="preserve">.</w:t>
       </w:r>
     </w:p>
-    <w:bookmarkEnd w:id="67"/>
     <w:bookmarkEnd w:id="68"/>
+    <w:bookmarkEnd w:id="69"/>
     <w:sectPr>
       <w:footnotePr>
         <w:numRestart w:val="eachSect"/>
